--- a/data/sample-docs/contract-managed-services-blue-harbor.docx
+++ b/data/sample-docs/contract-managed-services-blue-harbor.docx
@@ -26,7 +26,13 @@
         <w:t xml:space="preserve"> </w:t>
       </w:r>
       <w:r>
-        <w:t xml:space="preserve">Example Corp B.V., 200 Example Plaza, 1017 AB Amsterdam, the Netherlands</w:t>
+        <w:t xml:space="preserve">Blue Harbor IT Services Ltd., 19 Quayside, Harbour City (</w:t>
+      </w:r>
+      <w:r>
+        <w:t xml:space="preserve">“Blue Harbor”</w:t>
+      </w:r>
+      <w:r>
+        <w:t xml:space="preserve">)</w:t>
       </w:r>
       <w:r>
         <w:t xml:space="preserve"> </w:t>
@@ -42,7 +48,13 @@
         <w:t xml:space="preserve"> </w:t>
       </w:r>
       <w:r>
-        <w:t xml:space="preserve">Blue Harbor Logistics B.V., Waalhaven Zuidzijde 19, 3089 JH Rotterdam, the Netherlands</w:t>
+        <w:t xml:space="preserve">Example Corp, 200 Example Plaza, Example City (</w:t>
+      </w:r>
+      <w:r>
+        <w:t xml:space="preserve">“Example Corp”</w:t>
+      </w:r>
+      <w:r>
+        <w:t xml:space="preserve">)</w:t>
       </w:r>
     </w:p>
     <w:p>
@@ -93,7 +105,7 @@
         <w:pStyle w:val="FirstParagraph"/>
       </w:pPr>
       <w:r>
-        <w:t xml:space="preserve">Example Corp provides the following managed IT services to the Client:</w:t>
+        <w:t xml:space="preserve">Blue Harbor provides the following managed IT services to Example Corp:</w:t>
       </w:r>
     </w:p>
     <w:p>
@@ -105,7 +117,7 @@
         </w:numPr>
       </w:pPr>
       <w:r>
-        <w:t xml:space="preserve">Service desk for the Client’s 240 users, Monday to Friday 08:00 to 18:00 CET (8x5), by phone, email, and portal.</w:t>
+        <w:t xml:space="preserve">Service desk for Example Corp’s 240 users, Monday to Friday 08:00 to 18:00 local time (8x5), by phone, email, and portal.</w:t>
       </w:r>
     </w:p>
     <w:p>
@@ -117,7 +129,7 @@
         </w:numPr>
       </w:pPr>
       <w:r>
-        <w:t xml:space="preserve">Monitoring of the Client’s servers, network, and cloud workloads 24 hours a day, 7 days a week (24x7), with automated alerting.</w:t>
+        <w:t xml:space="preserve">Monitoring of Example Corp’s servers, network, and cloud workloads 24 hours a day, 7 days a week (24x7), with automated alerting.</w:t>
       </w:r>
     </w:p>
     <w:p>
@@ -431,7 +443,7 @@
         <w:t xml:space="preserve">99.5 percent</w:t>
       </w:r>
       <w:r>
-        <w:t xml:space="preserve">, excluding agreed maintenance windows. Service credits are capped at 20 percent of the monthly fee and are the Client’s sole remedy for missed service levels.</w:t>
+        <w:t xml:space="preserve">, excluding agreed maintenance windows. Service credits are capped at 20 percent of the monthly fee and are Example Corp’s sole remedy for missed service levels.</w:t>
       </w:r>
     </w:p>
     <w:bookmarkEnd w:id="10"/>
@@ -469,7 +481,7 @@
         <w:t xml:space="preserve"> </w:t>
       </w:r>
       <w:r>
-        <w:t xml:space="preserve">excluding VAT, invoiced monthly in advance, payable within 30 days.</w:t>
+        <w:t xml:space="preserve">excluding sales tax, invoiced monthly in advance, payable within 30 days.</w:t>
       </w:r>
     </w:p>
     <w:p>
@@ -493,7 +505,7 @@
         </w:numPr>
       </w:pPr>
       <w:r>
-        <w:t xml:space="preserve">Fees may be adjusted once per year on the anniversary of the effective date by the Dutch consumer price index, with 60 days’ notice.</w:t>
+        <w:t xml:space="preserve">Fees may be adjusted once per year on the anniversary of the effective date by the consumer price index published in the Provider’s home jurisdiction, with 60 days’ notice.</w:t>
       </w:r>
     </w:p>
     <w:bookmarkEnd w:id="11"/>
@@ -552,7 +564,7 @@
         </w:numPr>
       </w:pPr>
       <w:r>
-        <w:t xml:space="preserve">On termination Example Corp provides exit assistance for up to 60 days at the rate card and returns or deletes Client data within 30 days.</w:t>
+        <w:t xml:space="preserve">On termination Blue Harbor provides exit assistance for up to 60 days at the rate card and returns or deletes Example Corp data within 30 days.</w:t>
       </w:r>
     </w:p>
     <w:bookmarkEnd w:id="12"/>
@@ -570,7 +582,7 @@
         <w:pStyle w:val="FirstParagraph"/>
       </w:pPr>
       <w:r>
-        <w:t xml:space="preserve">The Client provides access to systems and premises as needed, names a primary contact, and keeps software licences current. The Client remains responsible for its own data and backups of systems outside the scope.</w:t>
+        <w:t xml:space="preserve">Example Corp provides access to systems and premises as needed, names a primary contact, and keeps software licences current. Example Corp remains responsible for its own data and backups of systems outside the scope.</w:t>
       </w:r>
     </w:p>
     <w:bookmarkEnd w:id="13"/>
@@ -588,7 +600,7 @@
         <w:pStyle w:val="FirstParagraph"/>
       </w:pPr>
       <w:r>
-        <w:t xml:space="preserve">Example Corp processes personal data only on the Client’s instructions under the data processing agreement in Annex C. Sub-processors are listed in Annex C and updated with 30 days’ notice.</w:t>
+        <w:t xml:space="preserve">Blue Harbor processes personal data only on Example Corp’s instructions under the data processing agreement in Annex C. Sub-processors are listed in Annex C and updated with 30 days’ notice.</w:t>
       </w:r>
     </w:p>
     <w:bookmarkEnd w:id="14"/>
@@ -606,7 +618,7 @@
         <w:pStyle w:val="FirstParagraph"/>
       </w:pPr>
       <w:r>
-        <w:t xml:space="preserve">Example Corp’s total liability under this agreement is limited to the fees paid in the</w:t>
+        <w:t xml:space="preserve">Blue Harbor’s total liability under this agreement is limited to the fees paid in the</w:t>
       </w:r>
       <w:r>
         <w:t xml:space="preserve"> </w:t>
@@ -640,7 +652,7 @@
         <w:pStyle w:val="FirstParagraph"/>
       </w:pPr>
       <w:r>
-        <w:t xml:space="preserve">The laws of the Netherlands apply. Disputes are submitted to the court in Rotterdam.</w:t>
+        <w:t xml:space="preserve">The law of the jurisdiction in which Example Corp has its registered seat applies. Disputes are submitted to the competent court there.</w:t>
       </w:r>
     </w:p>
     <w:bookmarkEnd w:id="16"/>
@@ -658,13 +670,13 @@
         <w:pStyle w:val="FirstParagraph"/>
       </w:pPr>
       <w:r>
-        <w:t xml:space="preserve">For Example Corp B.V.: Dana Whitfield, Chief Information Officer, 20 February 2026</w:t>
+        <w:t xml:space="preserve">For Blue Harbor IT Services Ltd.: Ruben de Vries, Operations Director, 20 February 2026</w:t>
       </w:r>
       <w:r>
         <w:t xml:space="preserve"> </w:t>
       </w:r>
       <w:r>
-        <w:t xml:space="preserve">For Blue Harbor Logistics B.V.: Ruben de Vries, Operations Director, 24 February 2026</w:t>
+        <w:t xml:space="preserve">For Example Corp: Dana Whitfield, Chief Information Officer, 24 February 2026</w:t>
       </w:r>
     </w:p>
     <w:p>
